--- a/ind/docx/45.content.docx
+++ b/ind/docx/45.content.docx
@@ -22091,19 +22091,7 @@
         <w:rPr>
           <w:lang w:val="id_ID" w:bidi="id_ID"/>
         </w:rPr>
-        <w:t xml:space="preserve">). Mungkin jawabannya adalah bahwa Paulus dapat menyapa begitu banyak orang di Roma karena dia telah bertemu mereka selama perjalanan mereka di luar Roma (lihat </w:t>
-      </w:r>
-      <w:r>
-        <w:rPr>
-          <w:lang w:val="id_ID" w:bidi="id_ID"/>
-        </w:rPr>
-        <w:t>Pengantar Kitab Roma</w:t>
-      </w:r>
-      <w:r>
-        <w:rPr>
-          <w:lang w:val="id_ID" w:bidi="id_ID"/>
-        </w:rPr>
-        <w:t>, “Latar Belakang”).</w:t>
+        <w:t>). Mungkin jawabannya adalah bahwa Paulus dapat menyapa begitu banyak orang di Roma karena dia telah bertemu mereka selama perjalanan mereka di luar Roma (lihat Pengantar Kitab Roma, “Latar Belakang”).</w:t>
       </w:r>
       <w:r>
         <w:rPr>
